--- a/docs/03_設計仕様書/GU_ECsite_設計仕様書_P1_draft-v2_20260907.docx
+++ b/docs/03_設計仕様書/GU_ECsite_設計仕様書_P1_draft-v2_20260907.docx
@@ -2498,7 +2498,7 @@
       <w:r>
         <w:drawing>
           <wp:inline xmlns:a="http://schemas.openxmlformats.org/drawingml/2006/main" xmlns:pic="http://schemas.openxmlformats.org/drawingml/2006/picture">
-            <wp:extent cx="6188710" cy="20023083"/>
+            <wp:extent cx="6188710" cy="1082130"/>
             <wp:docPr id="2" name="Picture 2"/>
             <wp:cNvGraphicFramePr>
               <a:graphicFrameLocks noChangeAspect="1"/>
@@ -2519,7 +2519,7 @@
                   <pic:spPr>
                     <a:xfrm>
                       <a:off x="0" y="0"/>
-                      <a:ext cx="6188710" cy="20023083"/>
+                      <a:ext cx="6188710" cy="1082130"/>
                     </a:xfrm>
                     <a:prstGeom prst="rect"/>
                   </pic:spPr>
@@ -2563,7 +2563,7 @@
       <w:r>
         <w:drawing>
           <wp:inline xmlns:a="http://schemas.openxmlformats.org/drawingml/2006/main" xmlns:pic="http://schemas.openxmlformats.org/drawingml/2006/picture">
-            <wp:extent cx="6188710" cy="12909374"/>
+            <wp:extent cx="3883112" cy="8099999"/>
             <wp:docPr id="3" name="Picture 3"/>
             <wp:cNvGraphicFramePr>
               <a:graphicFrameLocks noChangeAspect="1"/>
@@ -2584,7 +2584,7 @@
                   <pic:spPr>
                     <a:xfrm>
                       <a:off x="0" y="0"/>
-                      <a:ext cx="6188710" cy="12909374"/>
+                      <a:ext cx="3883112" cy="8099999"/>
                     </a:xfrm>
                     <a:prstGeom prst="rect"/>
                   </pic:spPr>

--- a/docs/03_設計仕様書/GU_ECsite_設計仕様書_P1_draft-v2_20260907.docx
+++ b/docs/03_設計仕様書/GU_ECsite_設計仕様書_P1_draft-v2_20260907.docx
@@ -101,7 +101,6 @@
         <w:jc w:val="center"/>
         <w:tblLayout w:type="fixed"/>
         <w:tblLook w:firstColumn="1" w:firstRow="1" w:lastColumn="0" w:lastRow="0" w:noHBand="0" w:noVBand="1" w:val="04A0"/>
-        <w:tblInd w:w="556983" w:type="dxa"/>
       </w:tblPr>
       <w:tblGrid>
         <w:gridCol w:w="4873"/>
@@ -373,13 +372,13 @@
         <w:tblW w:type="auto" w:w="0"/>
         <w:jc w:val="center"/>
         <w:tblLayout w:type="fixed"/>
-        <w:tblLook w:firstColumn="1" w:firstRow="1" w:lastColumn="0" w:lastRow="0" w:noHBand="0" w:noVBand="1" w:val="04A0"/>
         <w:tblCellMar>
           <w:top w:w="15" w:type="dxa"/>
           <w:bottom w:w="15" w:type="dxa"/>
           <w:start w:w="50" w:type="dxa"/>
           <w:end w:w="50" w:type="dxa"/>
         </w:tblCellMar>
+        <w:tblLook w:firstColumn="1" w:firstRow="1" w:lastColumn="0" w:lastRow="0" w:noHBand="0" w:noVBand="1" w:val="04A0"/>
       </w:tblPr>
       <w:tblGrid>
         <w:gridCol w:w="1949"/>
@@ -836,13 +835,13 @@
         <w:tblW w:type="auto" w:w="0"/>
         <w:jc w:val="center"/>
         <w:tblLayout w:type="fixed"/>
-        <w:tblLook w:firstColumn="1" w:firstRow="1" w:lastColumn="0" w:lastRow="0" w:noHBand="0" w:noVBand="1" w:val="04A0"/>
         <w:tblCellMar>
           <w:top w:w="15" w:type="dxa"/>
           <w:bottom w:w="15" w:type="dxa"/>
           <w:start w:w="50" w:type="dxa"/>
           <w:end w:w="50" w:type="dxa"/>
         </w:tblCellMar>
+        <w:tblLook w:firstColumn="1" w:firstRow="1" w:lastColumn="0" w:lastRow="0" w:noHBand="0" w:noVBand="1" w:val="04A0"/>
       </w:tblPr>
       <w:tblGrid>
         <w:gridCol w:w="3249"/>
@@ -1252,13 +1251,13 @@
         <w:tblW w:type="auto" w:w="0"/>
         <w:jc w:val="center"/>
         <w:tblLayout w:type="fixed"/>
-        <w:tblLook w:firstColumn="1" w:firstRow="1" w:lastColumn="0" w:lastRow="0" w:noHBand="0" w:noVBand="1" w:val="04A0"/>
         <w:tblCellMar>
           <w:top w:w="15" w:type="dxa"/>
           <w:bottom w:w="15" w:type="dxa"/>
           <w:start w:w="50" w:type="dxa"/>
           <w:end w:w="50" w:type="dxa"/>
         </w:tblCellMar>
+        <w:tblLook w:firstColumn="1" w:firstRow="1" w:lastColumn="0" w:lastRow="0" w:noHBand="0" w:noVBand="1" w:val="04A0"/>
       </w:tblPr>
       <w:tblGrid>
         <w:gridCol w:w="2436"/>
@@ -2906,13 +2905,13 @@
         <w:tblW w:type="auto" w:w="0"/>
         <w:jc w:val="center"/>
         <w:tblLayout w:type="fixed"/>
-        <w:tblLook w:firstColumn="1" w:firstRow="1" w:lastColumn="0" w:lastRow="0" w:noHBand="0" w:noVBand="1" w:val="04A0"/>
         <w:tblCellMar>
           <w:top w:w="15" w:type="dxa"/>
           <w:bottom w:w="15" w:type="dxa"/>
           <w:start w:w="50" w:type="dxa"/>
           <w:end w:w="50" w:type="dxa"/>
         </w:tblCellMar>
+        <w:tblLook w:firstColumn="1" w:firstRow="1" w:lastColumn="0" w:lastRow="0" w:noHBand="0" w:noVBand="1" w:val="04A0"/>
       </w:tblPr>
       <w:tblGrid>
         <w:gridCol w:w="2436"/>
@@ -3255,13 +3254,13 @@
         <w:tblW w:type="auto" w:w="0"/>
         <w:jc w:val="center"/>
         <w:tblLayout w:type="fixed"/>
-        <w:tblLook w:firstColumn="1" w:firstRow="1" w:lastColumn="0" w:lastRow="0" w:noHBand="0" w:noVBand="1" w:val="04A0"/>
         <w:tblCellMar>
           <w:top w:w="15" w:type="dxa"/>
           <w:bottom w:w="15" w:type="dxa"/>
           <w:start w:w="50" w:type="dxa"/>
           <w:end w:w="50" w:type="dxa"/>
         </w:tblCellMar>
+        <w:tblLook w:firstColumn="1" w:firstRow="1" w:lastColumn="0" w:lastRow="0" w:noHBand="0" w:noVBand="1" w:val="04A0"/>
       </w:tblPr>
       <w:tblGrid>
         <w:gridCol w:w="1624"/>
@@ -7041,13 +7040,13 @@
         <w:tblW w:type="auto" w:w="0"/>
         <w:jc w:val="center"/>
         <w:tblLayout w:type="fixed"/>
-        <w:tblLook w:firstColumn="1" w:firstRow="1" w:lastColumn="0" w:lastRow="0" w:noHBand="0" w:noVBand="1" w:val="04A0"/>
         <w:tblCellMar>
           <w:top w:w="15" w:type="dxa"/>
           <w:bottom w:w="15" w:type="dxa"/>
           <w:start w:w="50" w:type="dxa"/>
           <w:end w:w="50" w:type="dxa"/>
         </w:tblCellMar>
+        <w:tblLook w:firstColumn="1" w:firstRow="1" w:lastColumn="0" w:lastRow="0" w:noHBand="0" w:noVBand="1" w:val="04A0"/>
       </w:tblPr>
       <w:tblGrid>
         <w:gridCol w:w="2436"/>
@@ -8162,13 +8161,13 @@
         <w:tblW w:type="auto" w:w="0"/>
         <w:jc w:val="center"/>
         <w:tblLayout w:type="fixed"/>
-        <w:tblLook w:firstColumn="1" w:firstRow="1" w:lastColumn="0" w:lastRow="0" w:noHBand="0" w:noVBand="1" w:val="04A0"/>
         <w:tblCellMar>
           <w:top w:w="15" w:type="dxa"/>
           <w:bottom w:w="15" w:type="dxa"/>
           <w:start w:w="50" w:type="dxa"/>
           <w:end w:w="50" w:type="dxa"/>
         </w:tblCellMar>
+        <w:tblLook w:firstColumn="1" w:firstRow="1" w:lastColumn="0" w:lastRow="0" w:noHBand="0" w:noVBand="1" w:val="04A0"/>
       </w:tblPr>
       <w:tblGrid>
         <w:gridCol w:w="3249"/>
@@ -8756,13 +8755,13 @@
         <w:tblW w:type="auto" w:w="0"/>
         <w:jc w:val="center"/>
         <w:tblLayout w:type="fixed"/>
-        <w:tblLook w:firstColumn="1" w:firstRow="1" w:lastColumn="0" w:lastRow="0" w:noHBand="0" w:noVBand="1" w:val="04A0"/>
         <w:tblCellMar>
           <w:top w:w="15" w:type="dxa"/>
           <w:bottom w:w="15" w:type="dxa"/>
           <w:start w:w="50" w:type="dxa"/>
           <w:end w:w="50" w:type="dxa"/>
         </w:tblCellMar>
+        <w:tblLook w:firstColumn="1" w:firstRow="1" w:lastColumn="0" w:lastRow="0" w:noHBand="0" w:noVBand="1" w:val="04A0"/>
       </w:tblPr>
       <w:tblGrid>
         <w:gridCol w:w="1624"/>
@@ -12206,13 +12205,13 @@
         <w:tblW w:type="auto" w:w="0"/>
         <w:jc w:val="center"/>
         <w:tblLayout w:type="fixed"/>
-        <w:tblLook w:firstColumn="1" w:firstRow="1" w:lastColumn="0" w:lastRow="0" w:noHBand="0" w:noVBand="1" w:val="04A0"/>
         <w:tblCellMar>
           <w:top w:w="15" w:type="dxa"/>
           <w:bottom w:w="15" w:type="dxa"/>
           <w:start w:w="50" w:type="dxa"/>
           <w:end w:w="50" w:type="dxa"/>
         </w:tblCellMar>
+        <w:tblLook w:firstColumn="1" w:firstRow="1" w:lastColumn="0" w:lastRow="0" w:noHBand="0" w:noVBand="1" w:val="04A0"/>
       </w:tblPr>
       <w:tblGrid>
         <w:gridCol w:w="2436"/>
@@ -14150,13 +14149,13 @@
         <w:tblW w:type="auto" w:w="0"/>
         <w:jc w:val="center"/>
         <w:tblLayout w:type="fixed"/>
-        <w:tblLook w:firstColumn="1" w:firstRow="1" w:lastColumn="0" w:lastRow="0" w:noHBand="0" w:noVBand="1" w:val="04A0"/>
         <w:tblCellMar>
           <w:top w:w="15" w:type="dxa"/>
           <w:bottom w:w="15" w:type="dxa"/>
           <w:start w:w="50" w:type="dxa"/>
           <w:end w:w="50" w:type="dxa"/>
         </w:tblCellMar>
+        <w:tblLook w:firstColumn="1" w:firstRow="1" w:lastColumn="0" w:lastRow="0" w:noHBand="0" w:noVBand="1" w:val="04A0"/>
       </w:tblPr>
       <w:tblGrid>
         <w:gridCol w:w="3249"/>
@@ -14655,13 +14654,13 @@
         <w:tblW w:type="auto" w:w="0"/>
         <w:jc w:val="center"/>
         <w:tblLayout w:type="fixed"/>
-        <w:tblLook w:firstColumn="1" w:firstRow="1" w:lastColumn="0" w:lastRow="0" w:noHBand="0" w:noVBand="1" w:val="04A0"/>
         <w:tblCellMar>
           <w:top w:w="15" w:type="dxa"/>
           <w:bottom w:w="15" w:type="dxa"/>
           <w:start w:w="50" w:type="dxa"/>
           <w:end w:w="50" w:type="dxa"/>
         </w:tblCellMar>
+        <w:tblLook w:firstColumn="1" w:firstRow="1" w:lastColumn="0" w:lastRow="0" w:noHBand="0" w:noVBand="1" w:val="04A0"/>
       </w:tblPr>
       <w:tblGrid>
         <w:gridCol w:w="3249"/>
@@ -15176,13 +15175,13 @@
         <w:tblW w:type="auto" w:w="0"/>
         <w:jc w:val="center"/>
         <w:tblLayout w:type="fixed"/>
-        <w:tblLook w:firstColumn="1" w:firstRow="1" w:lastColumn="0" w:lastRow="0" w:noHBand="0" w:noVBand="1" w:val="04A0"/>
         <w:tblCellMar>
           <w:top w:w="15" w:type="dxa"/>
           <w:bottom w:w="15" w:type="dxa"/>
           <w:start w:w="50" w:type="dxa"/>
           <w:end w:w="50" w:type="dxa"/>
         </w:tblCellMar>
+        <w:tblLook w:firstColumn="1" w:firstRow="1" w:lastColumn="0" w:lastRow="0" w:noHBand="0" w:noVBand="1" w:val="04A0"/>
       </w:tblPr>
       <w:tblGrid>
         <w:gridCol w:w="4873"/>
@@ -15690,13 +15689,13 @@
         <w:tblW w:type="auto" w:w="0"/>
         <w:jc w:val="center"/>
         <w:tblLayout w:type="fixed"/>
-        <w:tblLook w:firstColumn="1" w:firstRow="1" w:lastColumn="0" w:lastRow="0" w:noHBand="0" w:noVBand="1" w:val="04A0"/>
         <w:tblCellMar>
           <w:top w:w="15" w:type="dxa"/>
           <w:bottom w:w="15" w:type="dxa"/>
           <w:start w:w="50" w:type="dxa"/>
           <w:end w:w="50" w:type="dxa"/>
         </w:tblCellMar>
+        <w:tblLook w:firstColumn="1" w:firstRow="1" w:lastColumn="0" w:lastRow="0" w:noHBand="0" w:noVBand="1" w:val="04A0"/>
       </w:tblPr>
       <w:tblGrid>
         <w:gridCol w:w="3249"/>
@@ -16152,13 +16151,13 @@
         <w:tblW w:type="auto" w:w="0"/>
         <w:jc w:val="center"/>
         <w:tblLayout w:type="fixed"/>
-        <w:tblLook w:firstColumn="1" w:firstRow="1" w:lastColumn="0" w:lastRow="0" w:noHBand="0" w:noVBand="1" w:val="04A0"/>
         <w:tblCellMar>
           <w:top w:w="15" w:type="dxa"/>
           <w:bottom w:w="15" w:type="dxa"/>
           <w:start w:w="50" w:type="dxa"/>
           <w:end w:w="50" w:type="dxa"/>
         </w:tblCellMar>
+        <w:tblLook w:firstColumn="1" w:firstRow="1" w:lastColumn="0" w:lastRow="0" w:noHBand="0" w:noVBand="1" w:val="04A0"/>
       </w:tblPr>
       <w:tblGrid>
         <w:gridCol w:w="4873"/>
@@ -16522,13 +16521,13 @@
         <w:tblW w:type="auto" w:w="0"/>
         <w:jc w:val="center"/>
         <w:tblLayout w:type="fixed"/>
-        <w:tblLook w:firstColumn="1" w:firstRow="1" w:lastColumn="0" w:lastRow="0" w:noHBand="0" w:noVBand="1" w:val="04A0"/>
         <w:tblCellMar>
           <w:top w:w="15" w:type="dxa"/>
           <w:bottom w:w="15" w:type="dxa"/>
           <w:start w:w="50" w:type="dxa"/>
           <w:end w:w="50" w:type="dxa"/>
         </w:tblCellMar>
+        <w:tblLook w:firstColumn="1" w:firstRow="1" w:lastColumn="0" w:lastRow="0" w:noHBand="0" w:noVBand="1" w:val="04A0"/>
       </w:tblPr>
       <w:tblGrid>
         <w:gridCol w:w="4873"/>
@@ -16932,13 +16931,13 @@
         <w:tblW w:type="auto" w:w="0"/>
         <w:jc w:val="center"/>
         <w:tblLayout w:type="fixed"/>
-        <w:tblLook w:firstColumn="1" w:firstRow="1" w:lastColumn="0" w:lastRow="0" w:noHBand="0" w:noVBand="1" w:val="04A0"/>
         <w:tblCellMar>
           <w:top w:w="15" w:type="dxa"/>
           <w:bottom w:w="15" w:type="dxa"/>
           <w:start w:w="50" w:type="dxa"/>
           <w:end w:w="50" w:type="dxa"/>
         </w:tblCellMar>
+        <w:tblLook w:firstColumn="1" w:firstRow="1" w:lastColumn="0" w:lastRow="0" w:noHBand="0" w:noVBand="1" w:val="04A0"/>
       </w:tblPr>
       <w:tblGrid>
         <w:gridCol w:w="3249"/>
@@ -17806,13 +17805,13 @@
         <w:tblW w:type="auto" w:w="0"/>
         <w:jc w:val="center"/>
         <w:tblLayout w:type="fixed"/>
-        <w:tblLook w:firstColumn="1" w:firstRow="1" w:lastColumn="0" w:lastRow="0" w:noHBand="0" w:noVBand="1" w:val="04A0"/>
         <w:tblCellMar>
           <w:top w:w="15" w:type="dxa"/>
           <w:bottom w:w="15" w:type="dxa"/>
           <w:start w:w="50" w:type="dxa"/>
           <w:end w:w="50" w:type="dxa"/>
         </w:tblCellMar>
+        <w:tblLook w:firstColumn="1" w:firstRow="1" w:lastColumn="0" w:lastRow="0" w:noHBand="0" w:noVBand="1" w:val="04A0"/>
       </w:tblPr>
       <w:tblGrid>
         <w:gridCol w:w="2436"/>
@@ -19543,13 +19542,13 @@
         <w:tblW w:type="auto" w:w="0"/>
         <w:jc w:val="center"/>
         <w:tblLayout w:type="fixed"/>
-        <w:tblLook w:firstColumn="1" w:firstRow="1" w:lastColumn="0" w:lastRow="0" w:noHBand="0" w:noVBand="1" w:val="04A0"/>
         <w:tblCellMar>
           <w:top w:w="15" w:type="dxa"/>
           <w:bottom w:w="15" w:type="dxa"/>
           <w:start w:w="50" w:type="dxa"/>
           <w:end w:w="50" w:type="dxa"/>
         </w:tblCellMar>
+        <w:tblLook w:firstColumn="1" w:firstRow="1" w:lastColumn="0" w:lastRow="0" w:noHBand="0" w:noVBand="1" w:val="04A0"/>
       </w:tblPr>
       <w:tblGrid>
         <w:gridCol w:w="1949"/>
@@ -21029,13 +21028,13 @@
         <w:tblW w:type="auto" w:w="0"/>
         <w:jc w:val="center"/>
         <w:tblLayout w:type="fixed"/>
-        <w:tblLook w:firstColumn="1" w:firstRow="1" w:lastColumn="0" w:lastRow="0" w:noHBand="0" w:noVBand="1" w:val="04A0"/>
         <w:tblCellMar>
           <w:top w:w="15" w:type="dxa"/>
           <w:bottom w:w="15" w:type="dxa"/>
           <w:start w:w="50" w:type="dxa"/>
           <w:end w:w="50" w:type="dxa"/>
         </w:tblCellMar>
+        <w:tblLook w:firstColumn="1" w:firstRow="1" w:lastColumn="0" w:lastRow="0" w:noHBand="0" w:noVBand="1" w:val="04A0"/>
       </w:tblPr>
       <w:tblGrid>
         <w:gridCol w:w="2436"/>
@@ -22183,7 +22182,11 @@
         <w:sz w:val="18"/>
       </w:rPr>
     </w:r>
-    <w:fldSimple w:instr="PAGE"/>
+    <w:fldSimple w:instr="PAGE">
+      <w:r>
+        <w:t>1</w:t>
+      </w:r>
+    </w:fldSimple>
   </w:p>
 </w:ftr>
 </file>
